--- a/docs/02.definicion.prototipo.diaadia.docx
+++ b/docs/02.definicion.prototipo.diaadia.docx
@@ -58,7 +58,7 @@
           <w:szCs w:val="28"/>
         </w:rPr>
         <w:drawing>
-          <wp:inline distT="0" distB="0" distL="0" distR="0" wp14:anchorId="7077A48A" wp14:editId="38F03141">
+          <wp:inline distT="0" distB="0" distL="0" distR="0" wp14:anchorId="2E78FA86" wp14:editId="722FA817">
             <wp:extent cx="2109059" cy="2088281"/>
             <wp:effectExtent l="0" t="0" r="0" b="0"/>
             <wp:docPr id="3" name="image11.png" descr="A blue circle with white text and a ship in the water&#10;&#10;Description automatically generated"/>
@@ -113,7 +113,7 @@
           <w:sz w:val="30"/>
           <w:szCs w:val="30"/>
         </w:rPr>
-        <w:t>Definición del Prototipo - 1ra Iteración</w:t>
+        <w:t>Documento de Escenario: Operación en Tiempo Real (Día a Día)</w:t>
       </w:r>
     </w:p>
     <w:p>
@@ -607,7 +607,7 @@
         <w:rPr>
           <w:rFonts w:ascii="Google Sans" w:eastAsia="Google Sans" w:hAnsi="Google Sans" w:cs="Google Sans"/>
         </w:rPr>
-        <w:t>Este informe documenta el prototipo de primera iteración del sistema Tasf.B2B. El alcance del prototipo está delimitado exclusivamente al escenario de operación en tiempo real (día a día) del sistema, presentado con nivel de detalle suficiente para su evaluación. Este escenario NO es una simulación: representa el uso productivo real del sistema.</w:t>
+        <w:t>Este informe documenta el escenario de Operación en Tiempo Real (Día a Día) del sistema Tasf.B2B. El alcance de este documento está delimitado exclusivamente a este escenario, presentado con nivel de detalle suficiente para su evaluación. Este escenario NO es una simulación: representa el uso productivo real del sistema.</w:t>
       </w:r>
     </w:p>
     <w:p>
@@ -631,7 +631,7 @@
           <w:sz w:val="20"/>
           <w:szCs w:val="20"/>
         </w:rPr>
-        <w:t>FUERA DEL ALCANCE de este prototipo: otros escenarios (simulación por periodo, simulación hasta el colapso), otras funcionalidades, ingreso al sistema (login) y mantenimientos.</w:t>
+        <w:t>FUERA DEL ALCANCE de este documento: otros escenarios (simulación por periodo, simulación hasta el colapso), otras funcionalidades, ingreso al sistema (login) y mantenimientos.</w:t>
       </w:r>
     </w:p>
     <w:p>
@@ -644,350 +644,87 @@
     <w:p>
       <w:pPr>
         <w:pStyle w:val="Ttulo1"/>
-        <w:rPr>
-          <w:rFonts w:ascii="Google Sans" w:eastAsia="Google Sans" w:hAnsi="Google Sans" w:cs="Google Sans"/>
-        </w:rPr>
       </w:pPr>
       <w:r>
-        <w:rPr>
-          <w:rFonts w:ascii="Google Sans" w:eastAsia="Google Sans" w:hAnsi="Google Sans" w:cs="Google Sans"/>
-        </w:rPr>
-        <w:t>2. Pantallas del Prototipo</w:t>
+        <w:t>2. Descripción del Escenario</w:t>
       </w:r>
     </w:p>
     <w:p>
       <w:pPr>
-        <w:pBdr>
-          <w:left w:val="single" w:sz="12" w:space="8" w:color="2E5090"/>
-        </w:pBdr>
-        <w:shd w:val="clear" w:color="auto" w:fill="EBF3FB"/>
-        <w:spacing w:before="80" w:after="80"/>
-        <w:ind w:left="360"/>
-        <w:rPr>
-          <w:rFonts w:ascii="Google Sans" w:eastAsia="Google Sans" w:hAnsi="Google Sans" w:cs="Google Sans"/>
-        </w:rPr>
+        <w:pStyle w:val="Ttulo2"/>
       </w:pPr>
       <w:r>
-        <w:rPr>
-          <w:rFonts w:ascii="Google Sans" w:eastAsia="Google Sans" w:hAnsi="Google Sans" w:cs="Google Sans"/>
-          <w:i/>
-          <w:iCs/>
-          <w:sz w:val="20"/>
-          <w:szCs w:val="20"/>
-        </w:rPr>
-        <w:t>Las imágenes de las pantallas serán insertadas en este documento en una iteración posterior. Cada sección indica qué debe mostrar la pantalla correspondiente.</w:t>
+        <w:t>2.1 Objetivo</w:t>
       </w:r>
     </w:p>
     <w:p>
+      <w:r>
+        <w:t>Sostener la operación productiva real del sistema: registro de envíos, planificación continua de rutas y visualización en vivo del estado de la red. A diferencia de los escenarios de Periodo y Colapso, este NO es una simulación y no tiene una condición de término.</w:t>
+      </w:r>
+    </w:p>
+    <w:p>
       <w:pPr>
         <w:pStyle w:val="Ttulo2"/>
-        <w:pBdr>
-          <w:bottom w:val="single" w:sz="6" w:space="1" w:color="1F3864"/>
-        </w:pBdr>
-        <w:rPr>
-          <w:rFonts w:ascii="Google Sans" w:eastAsia="Google Sans" w:hAnsi="Google Sans" w:cs="Google Sans"/>
-        </w:rPr>
-      </w:pPr>
-      <w:bookmarkStart w:id="0" w:name="_heading=h.qsp85tkl6dmk" w:colFirst="0" w:colLast="0"/>
-      <w:bookmarkEnd w:id="0"/>
+      </w:pPr>
       <w:r>
-        <w:rPr>
-          <w:rFonts w:ascii="Google Sans" w:eastAsia="Google Sans" w:hAnsi="Google Sans" w:cs="Google Sans"/>
-        </w:rPr>
-        <w:t>2.1 Operaciones de dia a dia</w:t>
+        <w:t>2.2 Arquitectura: un módulo independiente al de simulación</w:t>
       </w:r>
     </w:p>
     <w:p>
-      <w:pPr>
-        <w:spacing w:before="60" w:after="60"/>
-        <w:jc w:val="both"/>
-        <w:rPr>
-          <w:rFonts w:ascii="Google Sans" w:eastAsia="Google Sans" w:hAnsi="Google Sans" w:cs="Google Sans"/>
-        </w:rPr>
-      </w:pPr>
       <w:r>
-        <w:rPr>
-          <w:rFonts w:ascii="Google Sans" w:eastAsia="Google Sans" w:hAnsi="Google Sans" w:cs="Google Sans"/>
-        </w:rPr>
-        <w:t>Permite al supervisor ver el movimiento de las maletas en tiempo real</w:t>
+        <w:t>La operación en tiempo real no usa el motor de simulación (bloques, reproducción por ticks, WebSocket de simulación) sino un módulo propio (entidades OpsFlight, OpsFlightPlan, OpsShipment, OpsShipmentRoute, OpsAirport) con su propio planificador ALNS, sin dependencia del módulo de simulación.</w:t>
       </w:r>
     </w:p>
     <w:p>
       <w:pPr>
-        <w:spacing w:before="60" w:after="60"/>
-        <w:jc w:val="both"/>
-        <w:rPr>
-          <w:rFonts w:ascii="Google Sans" w:eastAsia="Google Sans" w:hAnsi="Google Sans" w:cs="Google Sans"/>
-        </w:rPr>
+        <w:pStyle w:val="Ttulo2"/>
       </w:pPr>
       <w:r>
-        <w:rPr>
-          <w:rFonts w:ascii="Google Sans" w:eastAsia="Google Sans" w:hAnsi="Google Sans" w:cs="Google Sans"/>
-          <w:noProof/>
-        </w:rPr>
-        <w:drawing>
-          <wp:inline distT="114300" distB="114300" distL="114300" distR="114300" wp14:anchorId="719E4C79" wp14:editId="60E8B132">
-            <wp:extent cx="5943600" cy="2641600"/>
-            <wp:effectExtent l="0" t="0" r="0" b="0"/>
-            <wp:docPr id="1" name="image2.png"/>
-            <wp:cNvGraphicFramePr/>
-            <a:graphic xmlns:a="http://schemas.openxmlformats.org/drawingml/2006/main">
-              <a:graphicData uri="http://schemas.openxmlformats.org/drawingml/2006/picture">
-                <pic:pic xmlns:pic="http://schemas.openxmlformats.org/drawingml/2006/picture">
-                  <pic:nvPicPr>
-                    <pic:cNvPr id="0" name="image2.png"/>
-                    <pic:cNvPicPr preferRelativeResize="0"/>
-                  </pic:nvPicPr>
-                  <pic:blipFill>
-                    <a:blip r:embed="rId7"/>
-                    <a:srcRect/>
-                    <a:stretch>
-                      <a:fillRect/>
-                    </a:stretch>
-                  </pic:blipFill>
-                  <pic:spPr>
-                    <a:xfrm>
-                      <a:off x="0" y="0"/>
-                      <a:ext cx="5943600" cy="2641600"/>
-                    </a:xfrm>
-                    <a:prstGeom prst="rect">
-                      <a:avLst/>
-                    </a:prstGeom>
-                    <a:ln/>
-                  </pic:spPr>
-                </pic:pic>
-              </a:graphicData>
-            </a:graphic>
-          </wp:inline>
-        </w:drawing>
+        <w:t>2.3 Registro de envíos</w:t>
       </w:r>
     </w:p>
     <w:p>
-      <w:pPr>
-        <w:spacing w:before="60" w:after="60"/>
-        <w:jc w:val="center"/>
-        <w:rPr>
-          <w:rFonts w:ascii="Google Sans" w:eastAsia="Google Sans" w:hAnsi="Google Sans" w:cs="Google Sans"/>
-          <w:i/>
-          <w:iCs/>
-          <w:sz w:val="18"/>
-          <w:szCs w:val="18"/>
-        </w:rPr>
-      </w:pPr>
       <w:r>
-        <w:rPr>
-          <w:rFonts w:ascii="Google Sans" w:eastAsia="Google Sans" w:hAnsi="Google Sans" w:cs="Google Sans"/>
-          <w:i/>
-          <w:iCs/>
-          <w:sz w:val="18"/>
-          <w:szCs w:val="18"/>
-        </w:rPr>
-        <w:t>Vista general en tiempo real.</w:t>
+        <w:t>Al registrar un envío se calcula su plazo límite (SLA) a partir de la hora real de registro: 24 horas si origen y destino están en el mismo continente, 48 horas si es intercontinental.</w:t>
       </w:r>
     </w:p>
     <w:p>
       <w:pPr>
-        <w:spacing w:before="60" w:after="60"/>
-        <w:jc w:val="both"/>
-        <w:rPr>
-          <w:rFonts w:ascii="Google Sans" w:eastAsia="Google Sans" w:hAnsi="Google Sans" w:cs="Google Sans"/>
-        </w:rPr>
+        <w:pStyle w:val="Ttulo2"/>
       </w:pPr>
       <w:r>
-        <w:rPr>
-          <w:rFonts w:ascii="Google Sans" w:eastAsia="Google Sans" w:hAnsi="Google Sans" w:cs="Google Sans"/>
-          <w:noProof/>
-        </w:rPr>
-        <w:lastRenderedPageBreak/>
-        <w:drawing>
-          <wp:inline distT="114300" distB="114300" distL="114300" distR="114300" wp14:anchorId="59E2B317" wp14:editId="68FD50B8">
-            <wp:extent cx="5943600" cy="2628900"/>
-            <wp:effectExtent l="0" t="0" r="0" b="0"/>
-            <wp:docPr id="4" name="image4.png"/>
-            <wp:cNvGraphicFramePr/>
-            <a:graphic xmlns:a="http://schemas.openxmlformats.org/drawingml/2006/main">
-              <a:graphicData uri="http://schemas.openxmlformats.org/drawingml/2006/picture">
-                <pic:pic xmlns:pic="http://schemas.openxmlformats.org/drawingml/2006/picture">
-                  <pic:nvPicPr>
-                    <pic:cNvPr id="0" name="image4.png"/>
-                    <pic:cNvPicPr preferRelativeResize="0"/>
-                  </pic:nvPicPr>
-                  <pic:blipFill>
-                    <a:blip r:embed="rId8"/>
-                    <a:srcRect/>
-                    <a:stretch>
-                      <a:fillRect/>
-                    </a:stretch>
-                  </pic:blipFill>
-                  <pic:spPr>
-                    <a:xfrm>
-                      <a:off x="0" y="0"/>
-                      <a:ext cx="5943600" cy="2628900"/>
-                    </a:xfrm>
-                    <a:prstGeom prst="rect">
-                      <a:avLst/>
-                    </a:prstGeom>
-                    <a:ln/>
-                  </pic:spPr>
-                </pic:pic>
-              </a:graphicData>
-            </a:graphic>
-          </wp:inline>
-        </w:drawing>
+        <w:t>2.4 Generación de vuelos y planificación periódica</w:t>
       </w:r>
     </w:p>
     <w:p>
-      <w:pPr>
-        <w:spacing w:before="60" w:after="60"/>
-        <w:jc w:val="center"/>
-        <w:rPr>
-          <w:rFonts w:ascii="Google Sans" w:eastAsia="Google Sans" w:hAnsi="Google Sans" w:cs="Google Sans"/>
-          <w:i/>
-          <w:iCs/>
-          <w:sz w:val="16"/>
-          <w:szCs w:val="16"/>
-        </w:rPr>
-      </w:pPr>
       <w:r>
-        <w:rPr>
-          <w:rFonts w:ascii="Google Sans" w:eastAsia="Google Sans" w:hAnsi="Google Sans" w:cs="Google Sans"/>
-          <w:i/>
-          <w:iCs/>
-          <w:sz w:val="16"/>
-          <w:szCs w:val="16"/>
-        </w:rPr>
-        <w:t>Click en un envio</w:t>
+        <w:t>Un proceso programado se ejecuta cada 6 horas reales (00:00, 06:00, 12:00 y 18:00 UTC), además de una vez al iniciar la aplicación. En cada ejecución: genera instancias de vuelo para los próximos 2 días a partir de los planes de vuelo activos, toma los envíos pendientes de asignación, y ejecuta el ALNS para asignarles ruta. Los envíos que no logran asignarse quedan pendientes para el siguiente ciclo.</w:t>
       </w:r>
     </w:p>
     <w:p>
       <w:pPr>
-        <w:spacing w:before="60" w:after="60"/>
-        <w:jc w:val="both"/>
-        <w:rPr>
-          <w:rFonts w:ascii="Google Sans" w:eastAsia="Google Sans" w:hAnsi="Google Sans" w:cs="Google Sans"/>
-        </w:rPr>
+        <w:pStyle w:val="Ttulo2"/>
       </w:pPr>
       <w:r>
-        <w:rPr>
-          <w:rFonts w:ascii="Google Sans" w:eastAsia="Google Sans" w:hAnsi="Google Sans" w:cs="Google Sans"/>
-        </w:rPr>
-        <w:t>Consideraciones:</w:t>
+        <w:t>2.5 Cancelación manual de vuelos</w:t>
       </w:r>
     </w:p>
     <w:p>
-      <w:pPr>
-        <w:numPr>
-          <w:ilvl w:val="0"/>
-          <w:numId w:val="2"/>
-        </w:numPr>
-        <w:spacing w:before="60"/>
-        <w:jc w:val="both"/>
-        <w:rPr>
-          <w:rFonts w:ascii="Google Sans" w:eastAsia="Google Sans" w:hAnsi="Google Sans" w:cs="Google Sans"/>
-          <w:color w:val="000000"/>
-        </w:rPr>
-      </w:pPr>
       <w:r>
-        <w:rPr>
-          <w:rFonts w:ascii="Google Sans" w:eastAsia="Google Sans" w:hAnsi="Google Sans" w:cs="Google Sans"/>
-        </w:rPr>
-        <w:t>Se visualiza el abastecimiento por cada aeropuerto</w:t>
+        <w:t>El supervisor puede cancelar un vuelo manualmente desde el sistema. Existe una regla de corte de 60 minutos antes de la salida programada, que determina si la cancelación afecta a la instancia de vuelo de hoy o a la de mañana.</w:t>
       </w:r>
     </w:p>
     <w:p>
       <w:pPr>
-        <w:numPr>
-          <w:ilvl w:val="0"/>
-          <w:numId w:val="2"/>
-        </w:numPr>
-        <w:jc w:val="both"/>
-        <w:rPr>
-          <w:rFonts w:ascii="Google Sans" w:eastAsia="Google Sans" w:hAnsi="Google Sans" w:cs="Google Sans"/>
-          <w:color w:val="000000"/>
-        </w:rPr>
+        <w:pStyle w:val="Ttulo2"/>
       </w:pPr>
       <w:r>
-        <w:rPr>
-          <w:rFonts w:ascii="Google Sans" w:eastAsia="Google Sans" w:hAnsi="Google Sans" w:cs="Google Sans"/>
-        </w:rPr>
-        <w:t>Se actualiza cada 10 minutos</w:t>
+        <w:t>2.6 Visualización en vivo</w:t>
       </w:r>
     </w:p>
     <w:p>
-      <w:pPr>
-        <w:numPr>
-          <w:ilvl w:val="0"/>
-          <w:numId w:val="2"/>
-        </w:numPr>
-        <w:jc w:val="both"/>
-        <w:rPr>
-          <w:rFonts w:ascii="Google Sans" w:eastAsia="Google Sans" w:hAnsi="Google Sans" w:cs="Google Sans"/>
-          <w:color w:val="000000"/>
-        </w:rPr>
-      </w:pPr>
       <w:r>
-        <w:rPr>
-          <w:rFonts w:ascii="Google Sans" w:eastAsia="Google Sans" w:hAnsi="Google Sans" w:cs="Google Sans"/>
-        </w:rPr>
-        <w:t>Se visualiza los vuelos en desarrollo</w:t>
-      </w:r>
-    </w:p>
-    <w:p>
-      <w:pPr>
-        <w:numPr>
-          <w:ilvl w:val="0"/>
-          <w:numId w:val="2"/>
-        </w:numPr>
-        <w:jc w:val="both"/>
-        <w:rPr>
-          <w:rFonts w:ascii="Google Sans" w:eastAsia="Google Sans" w:hAnsi="Google Sans" w:cs="Google Sans"/>
-          <w:color w:val="000000"/>
-        </w:rPr>
-      </w:pPr>
-      <w:r>
-        <w:rPr>
-          <w:rFonts w:ascii="Google Sans" w:eastAsia="Google Sans" w:hAnsi="Google Sans" w:cs="Google Sans"/>
-        </w:rPr>
-        <w:t>Se visualiza muestra una tabla con los registros de cada vuelo, envio y maletas</w:t>
-      </w:r>
-    </w:p>
-    <w:p>
-      <w:pPr>
-        <w:numPr>
-          <w:ilvl w:val="0"/>
-          <w:numId w:val="2"/>
-        </w:numPr>
-        <w:jc w:val="both"/>
-        <w:rPr>
-          <w:rFonts w:ascii="Google Sans" w:eastAsia="Google Sans" w:hAnsi="Google Sans" w:cs="Google Sans"/>
-          <w:color w:val="000000"/>
-        </w:rPr>
-      </w:pPr>
-      <w:r>
-        <w:rPr>
-          <w:rFonts w:ascii="Google Sans" w:eastAsia="Google Sans" w:hAnsi="Google Sans" w:cs="Google Sans"/>
-        </w:rPr>
-        <w:t>Al dar click en un envio</w:t>
-      </w:r>
-    </w:p>
-    <w:p>
-      <w:pPr>
-        <w:numPr>
-          <w:ilvl w:val="1"/>
-          <w:numId w:val="2"/>
-        </w:numPr>
-        <w:spacing w:after="60"/>
-        <w:jc w:val="both"/>
-        <w:rPr>
-          <w:rFonts w:ascii="Google Sans" w:eastAsia="Google Sans" w:hAnsi="Google Sans" w:cs="Google Sans"/>
-          <w:color w:val="000000"/>
-        </w:rPr>
-      </w:pPr>
-      <w:r>
-        <w:rPr>
-          <w:rFonts w:ascii="Google Sans" w:eastAsia="Google Sans" w:hAnsi="Google Sans" w:cs="Google Sans"/>
-        </w:rPr>
-        <w:t>Muestra estado de la maleta. Si se encuentra en un vuelo, aparece su codigo</w:t>
+        <w:t>El mapa operativo se consulta bajo demanda (no por empuje constante como en las simulaciones) y muestra la ocupación de cada aeropuerto (envíos pendientes en origen más entregas recientes en destino) y el progreso de cada vuelo activo según la hora actual respecto a su salida y llegada.</w:t>
       </w:r>
     </w:p>
     <w:sectPr>
@@ -1003,9 +740,9 @@
 <file path=word/numbering.xml><?xml version="1.0" encoding="utf-8"?>
 <w:numbering xmlns:wpc="http://schemas.microsoft.com/office/word/2010/wordprocessingCanvas" xmlns:cx="http://schemas.microsoft.com/office/drawing/2014/chartex" xmlns:cx1="http://schemas.microsoft.com/office/drawing/2015/9/8/chartex" xmlns:cx2="http://schemas.microsoft.com/office/drawing/2015/10/21/chartex" xmlns:cx3="http://schemas.microsoft.com/office/drawing/2016/5/9/chartex" xmlns:cx4="http://schemas.microsoft.com/office/drawing/2016/5/10/chartex" xmlns:cx5="http://schemas.microsoft.com/office/drawing/2016/5/11/chartex" xmlns:cx6="http://schemas.microsoft.com/office/drawing/2016/5/12/chartex" xmlns:cx7="http://schemas.microsoft.com/office/drawing/2016/5/13/chartex" xmlns:cx8="http://schemas.microsoft.com/office/drawing/2016/5/14/chartex" xmlns:mc="http://schemas.openxmlformats.org/markup-compatibility/2006" xmlns:aink="http://schemas.microsoft.com/office/drawing/2016/ink" xmlns:am3d="http://schemas.microsoft.com/office/drawing/2017/model3d" xmlns:o="urn:schemas-microsoft-com:office:office" xmlns:oel="http://schemas.microsoft.com/office/2019/extlst" xmlns:r="http://schemas.openxmlformats.org/officeDocument/2006/relationships" xmlns:m="http://schemas.openxmlformats.org/officeDocument/2006/math" xmlns:v="urn:schemas-microsoft-com:vml" xmlns:wp14="http://schemas.microsoft.com/office/word/2010/wordprocessingDrawing" xmlns:wp="http://schemas.openxmlformats.org/drawingml/2006/wordprocessingDrawing" xmlns:w10="urn:schemas-microsoft-com:office:word" xmlns:w="http://schemas.openxmlformats.org/wordprocessingml/2006/main" xmlns:w14="http://schemas.microsoft.com/office/word/2010/wordml" xmlns:w15="http://schemas.microsoft.com/office/word/2012/wordml" xmlns:w16cex="http://schemas.microsoft.com/office/word/2018/wordml/cex" xmlns:w16cid="http://schemas.microsoft.com/office/word/2016/wordml/cid" xmlns:w16="http://schemas.microsoft.com/office/word/2018/wordml" xmlns:w16du="http://schemas.microsoft.com/office/word/2023/wordml/word16du" xmlns:w16sdtdh="http://schemas.microsoft.com/office/word/2020/wordml/sdtdatahash" xmlns:w16sdtfl="http://schemas.microsoft.com/office/word/2024/wordml/sdtformatlock" xmlns:w16se="http://schemas.microsoft.com/office/word/2015/wordml/symex" xmlns:wpg="http://schemas.microsoft.com/office/word/2010/wordprocessingGroup" xmlns:wpi="http://schemas.microsoft.com/office/word/2010/wordprocessingInk" xmlns:wne="http://schemas.microsoft.com/office/word/2006/wordml" xmlns:wps="http://schemas.microsoft.com/office/word/2010/wordprocessingShape" mc:Ignorable="w14 w15 w16se w16cid w16 w16cex w16sdtdh w16sdtfl w16du wp14">
   <w:abstractNum w:abstractNumId="0" w15:restartNumberingAfterBreak="0">
-    <w:nsid w:val="0BC541D0"/>
+    <w:nsid w:val="0FB37D61"/>
     <w:multiLevelType w:val="multilevel"/>
-    <w:tmpl w:val="0D5032FC"/>
+    <w:tmpl w:val="9E3C11F6"/>
     <w:lvl w:ilvl="0">
       <w:start w:val="1"/>
       <w:numFmt w:val="bullet"/>
@@ -1116,9 +853,9 @@
     </w:lvl>
   </w:abstractNum>
   <w:abstractNum w:abstractNumId="1" w15:restartNumberingAfterBreak="0">
-    <w:nsid w:val="3194272B"/>
+    <w:nsid w:val="2870104E"/>
     <w:multiLevelType w:val="multilevel"/>
-    <w:tmpl w:val="C952C586"/>
+    <w:tmpl w:val="5BA8D154"/>
     <w:lvl w:ilvl="0">
       <w:start w:val="1"/>
       <w:numFmt w:val="bullet"/>
@@ -1229,9 +966,235 @@
     </w:lvl>
   </w:abstractNum>
   <w:abstractNum w:abstractNumId="2" w15:restartNumberingAfterBreak="0">
-    <w:nsid w:val="4A3228EC"/>
+    <w:nsid w:val="52D33DF0"/>
     <w:multiLevelType w:val="multilevel"/>
-    <w:tmpl w:val="52D071C8"/>
+    <w:tmpl w:val="A878B470"/>
+    <w:lvl w:ilvl="0">
+      <w:start w:val="1"/>
+      <w:numFmt w:val="bullet"/>
+      <w:lvlText w:val="●"/>
+      <w:lvlJc w:val="left"/>
+      <w:pPr>
+        <w:ind w:left="720" w:hanging="360"/>
+      </w:pPr>
+      <w:rPr>
+        <w:u w:val="none"/>
+      </w:rPr>
+    </w:lvl>
+    <w:lvl w:ilvl="1">
+      <w:start w:val="1"/>
+      <w:numFmt w:val="bullet"/>
+      <w:lvlText w:val="○"/>
+      <w:lvlJc w:val="left"/>
+      <w:pPr>
+        <w:ind w:left="1440" w:hanging="360"/>
+      </w:pPr>
+      <w:rPr>
+        <w:u w:val="none"/>
+      </w:rPr>
+    </w:lvl>
+    <w:lvl w:ilvl="2">
+      <w:start w:val="1"/>
+      <w:numFmt w:val="bullet"/>
+      <w:lvlText w:val="■"/>
+      <w:lvlJc w:val="left"/>
+      <w:pPr>
+        <w:ind w:left="2160" w:hanging="360"/>
+      </w:pPr>
+      <w:rPr>
+        <w:u w:val="none"/>
+      </w:rPr>
+    </w:lvl>
+    <w:lvl w:ilvl="3">
+      <w:start w:val="1"/>
+      <w:numFmt w:val="bullet"/>
+      <w:lvlText w:val="●"/>
+      <w:lvlJc w:val="left"/>
+      <w:pPr>
+        <w:ind w:left="2880" w:hanging="360"/>
+      </w:pPr>
+      <w:rPr>
+        <w:u w:val="none"/>
+      </w:rPr>
+    </w:lvl>
+    <w:lvl w:ilvl="4">
+      <w:start w:val="1"/>
+      <w:numFmt w:val="bullet"/>
+      <w:lvlText w:val="○"/>
+      <w:lvlJc w:val="left"/>
+      <w:pPr>
+        <w:ind w:left="3600" w:hanging="360"/>
+      </w:pPr>
+      <w:rPr>
+        <w:u w:val="none"/>
+      </w:rPr>
+    </w:lvl>
+    <w:lvl w:ilvl="5">
+      <w:start w:val="1"/>
+      <w:numFmt w:val="bullet"/>
+      <w:lvlText w:val="■"/>
+      <w:lvlJc w:val="left"/>
+      <w:pPr>
+        <w:ind w:left="4320" w:hanging="360"/>
+      </w:pPr>
+      <w:rPr>
+        <w:u w:val="none"/>
+      </w:rPr>
+    </w:lvl>
+    <w:lvl w:ilvl="6">
+      <w:start w:val="1"/>
+      <w:numFmt w:val="bullet"/>
+      <w:lvlText w:val="●"/>
+      <w:lvlJc w:val="left"/>
+      <w:pPr>
+        <w:ind w:left="5040" w:hanging="360"/>
+      </w:pPr>
+      <w:rPr>
+        <w:u w:val="none"/>
+      </w:rPr>
+    </w:lvl>
+    <w:lvl w:ilvl="7">
+      <w:start w:val="1"/>
+      <w:numFmt w:val="bullet"/>
+      <w:lvlText w:val="○"/>
+      <w:lvlJc w:val="left"/>
+      <w:pPr>
+        <w:ind w:left="5760" w:hanging="360"/>
+      </w:pPr>
+      <w:rPr>
+        <w:u w:val="none"/>
+      </w:rPr>
+    </w:lvl>
+    <w:lvl w:ilvl="8">
+      <w:start w:val="1"/>
+      <w:numFmt w:val="bullet"/>
+      <w:lvlText w:val="■"/>
+      <w:lvlJc w:val="left"/>
+      <w:pPr>
+        <w:ind w:left="6480" w:hanging="360"/>
+      </w:pPr>
+      <w:rPr>
+        <w:u w:val="none"/>
+      </w:rPr>
+    </w:lvl>
+  </w:abstractNum>
+  <w:abstractNum w:abstractNumId="3" w15:restartNumberingAfterBreak="0">
+    <w:nsid w:val="571925DA"/>
+    <w:multiLevelType w:val="multilevel"/>
+    <w:tmpl w:val="C890BD0E"/>
+    <w:lvl w:ilvl="0">
+      <w:start w:val="1"/>
+      <w:numFmt w:val="bullet"/>
+      <w:lvlText w:val="●"/>
+      <w:lvlJc w:val="left"/>
+      <w:pPr>
+        <w:ind w:left="720" w:hanging="360"/>
+      </w:pPr>
+      <w:rPr>
+        <w:u w:val="none"/>
+      </w:rPr>
+    </w:lvl>
+    <w:lvl w:ilvl="1">
+      <w:start w:val="1"/>
+      <w:numFmt w:val="bullet"/>
+      <w:lvlText w:val="○"/>
+      <w:lvlJc w:val="left"/>
+      <w:pPr>
+        <w:ind w:left="1440" w:hanging="360"/>
+      </w:pPr>
+      <w:rPr>
+        <w:u w:val="none"/>
+      </w:rPr>
+    </w:lvl>
+    <w:lvl w:ilvl="2">
+      <w:start w:val="1"/>
+      <w:numFmt w:val="bullet"/>
+      <w:lvlText w:val="■"/>
+      <w:lvlJc w:val="left"/>
+      <w:pPr>
+        <w:ind w:left="2160" w:hanging="360"/>
+      </w:pPr>
+      <w:rPr>
+        <w:u w:val="none"/>
+      </w:rPr>
+    </w:lvl>
+    <w:lvl w:ilvl="3">
+      <w:start w:val="1"/>
+      <w:numFmt w:val="bullet"/>
+      <w:lvlText w:val="●"/>
+      <w:lvlJc w:val="left"/>
+      <w:pPr>
+        <w:ind w:left="2880" w:hanging="360"/>
+      </w:pPr>
+      <w:rPr>
+        <w:u w:val="none"/>
+      </w:rPr>
+    </w:lvl>
+    <w:lvl w:ilvl="4">
+      <w:start w:val="1"/>
+      <w:numFmt w:val="bullet"/>
+      <w:lvlText w:val="○"/>
+      <w:lvlJc w:val="left"/>
+      <w:pPr>
+        <w:ind w:left="3600" w:hanging="360"/>
+      </w:pPr>
+      <w:rPr>
+        <w:u w:val="none"/>
+      </w:rPr>
+    </w:lvl>
+    <w:lvl w:ilvl="5">
+      <w:start w:val="1"/>
+      <w:numFmt w:val="bullet"/>
+      <w:lvlText w:val="■"/>
+      <w:lvlJc w:val="left"/>
+      <w:pPr>
+        <w:ind w:left="4320" w:hanging="360"/>
+      </w:pPr>
+      <w:rPr>
+        <w:u w:val="none"/>
+      </w:rPr>
+    </w:lvl>
+    <w:lvl w:ilvl="6">
+      <w:start w:val="1"/>
+      <w:numFmt w:val="bullet"/>
+      <w:lvlText w:val="●"/>
+      <w:lvlJc w:val="left"/>
+      <w:pPr>
+        <w:ind w:left="5040" w:hanging="360"/>
+      </w:pPr>
+      <w:rPr>
+        <w:u w:val="none"/>
+      </w:rPr>
+    </w:lvl>
+    <w:lvl w:ilvl="7">
+      <w:start w:val="1"/>
+      <w:numFmt w:val="bullet"/>
+      <w:lvlText w:val="○"/>
+      <w:lvlJc w:val="left"/>
+      <w:pPr>
+        <w:ind w:left="5760" w:hanging="360"/>
+      </w:pPr>
+      <w:rPr>
+        <w:u w:val="none"/>
+      </w:rPr>
+    </w:lvl>
+    <w:lvl w:ilvl="8">
+      <w:start w:val="1"/>
+      <w:numFmt w:val="bullet"/>
+      <w:lvlText w:val="■"/>
+      <w:lvlJc w:val="left"/>
+      <w:pPr>
+        <w:ind w:left="6480" w:hanging="360"/>
+      </w:pPr>
+      <w:rPr>
+        <w:u w:val="none"/>
+      </w:rPr>
+    </w:lvl>
+  </w:abstractNum>
+  <w:abstractNum w:abstractNumId="4" w15:restartNumberingAfterBreak="0">
+    <w:nsid w:val="62CF7C4E"/>
+    <w:multiLevelType w:val="multilevel"/>
+    <w:tmpl w:val="FF38C192"/>
     <w:lvl w:ilvl="0">
       <w:start w:val="1"/>
       <w:numFmt w:val="decimal"/>
@@ -1341,10 +1304,10 @@
       </w:rPr>
     </w:lvl>
   </w:abstractNum>
-  <w:abstractNum w:abstractNumId="3" w15:restartNumberingAfterBreak="0">
-    <w:nsid w:val="73AA18D5"/>
+  <w:abstractNum w:abstractNumId="5" w15:restartNumberingAfterBreak="0">
+    <w:nsid w:val="78436A00"/>
     <w:multiLevelType w:val="multilevel"/>
-    <w:tmpl w:val="B9209746"/>
+    <w:tmpl w:val="AC5E35A8"/>
     <w:lvl w:ilvl="0">
       <w:start w:val="1"/>
       <w:numFmt w:val="bullet"/>
@@ -1454,249 +1417,23 @@
       </w:rPr>
     </w:lvl>
   </w:abstractNum>
-  <w:abstractNum w:abstractNumId="4" w15:restartNumberingAfterBreak="0">
-    <w:nsid w:val="76A2713B"/>
-    <w:multiLevelType w:val="multilevel"/>
-    <w:tmpl w:val="6716158E"/>
-    <w:lvl w:ilvl="0">
-      <w:start w:val="1"/>
-      <w:numFmt w:val="bullet"/>
-      <w:lvlText w:val="●"/>
-      <w:lvlJc w:val="left"/>
-      <w:pPr>
-        <w:ind w:left="720" w:hanging="360"/>
-      </w:pPr>
-      <w:rPr>
-        <w:u w:val="none"/>
-      </w:rPr>
-    </w:lvl>
-    <w:lvl w:ilvl="1">
-      <w:start w:val="1"/>
-      <w:numFmt w:val="bullet"/>
-      <w:lvlText w:val="○"/>
-      <w:lvlJc w:val="left"/>
-      <w:pPr>
-        <w:ind w:left="1440" w:hanging="360"/>
-      </w:pPr>
-      <w:rPr>
-        <w:u w:val="none"/>
-      </w:rPr>
-    </w:lvl>
-    <w:lvl w:ilvl="2">
-      <w:start w:val="1"/>
-      <w:numFmt w:val="bullet"/>
-      <w:lvlText w:val="■"/>
-      <w:lvlJc w:val="left"/>
-      <w:pPr>
-        <w:ind w:left="2160" w:hanging="360"/>
-      </w:pPr>
-      <w:rPr>
-        <w:u w:val="none"/>
-      </w:rPr>
-    </w:lvl>
-    <w:lvl w:ilvl="3">
-      <w:start w:val="1"/>
-      <w:numFmt w:val="bullet"/>
-      <w:lvlText w:val="●"/>
-      <w:lvlJc w:val="left"/>
-      <w:pPr>
-        <w:ind w:left="2880" w:hanging="360"/>
-      </w:pPr>
-      <w:rPr>
-        <w:u w:val="none"/>
-      </w:rPr>
-    </w:lvl>
-    <w:lvl w:ilvl="4">
-      <w:start w:val="1"/>
-      <w:numFmt w:val="bullet"/>
-      <w:lvlText w:val="○"/>
-      <w:lvlJc w:val="left"/>
-      <w:pPr>
-        <w:ind w:left="3600" w:hanging="360"/>
-      </w:pPr>
-      <w:rPr>
-        <w:u w:val="none"/>
-      </w:rPr>
-    </w:lvl>
-    <w:lvl w:ilvl="5">
-      <w:start w:val="1"/>
-      <w:numFmt w:val="bullet"/>
-      <w:lvlText w:val="■"/>
-      <w:lvlJc w:val="left"/>
-      <w:pPr>
-        <w:ind w:left="4320" w:hanging="360"/>
-      </w:pPr>
-      <w:rPr>
-        <w:u w:val="none"/>
-      </w:rPr>
-    </w:lvl>
-    <w:lvl w:ilvl="6">
-      <w:start w:val="1"/>
-      <w:numFmt w:val="bullet"/>
-      <w:lvlText w:val="●"/>
-      <w:lvlJc w:val="left"/>
-      <w:pPr>
-        <w:ind w:left="5040" w:hanging="360"/>
-      </w:pPr>
-      <w:rPr>
-        <w:u w:val="none"/>
-      </w:rPr>
-    </w:lvl>
-    <w:lvl w:ilvl="7">
-      <w:start w:val="1"/>
-      <w:numFmt w:val="bullet"/>
-      <w:lvlText w:val="○"/>
-      <w:lvlJc w:val="left"/>
-      <w:pPr>
-        <w:ind w:left="5760" w:hanging="360"/>
-      </w:pPr>
-      <w:rPr>
-        <w:u w:val="none"/>
-      </w:rPr>
-    </w:lvl>
-    <w:lvl w:ilvl="8">
-      <w:start w:val="1"/>
-      <w:numFmt w:val="bullet"/>
-      <w:lvlText w:val="■"/>
-      <w:lvlJc w:val="left"/>
-      <w:pPr>
-        <w:ind w:left="6480" w:hanging="360"/>
-      </w:pPr>
-      <w:rPr>
-        <w:u w:val="none"/>
-      </w:rPr>
-    </w:lvl>
-  </w:abstractNum>
-  <w:abstractNum w:abstractNumId="5" w15:restartNumberingAfterBreak="0">
-    <w:nsid w:val="794C34D2"/>
-    <w:multiLevelType w:val="multilevel"/>
-    <w:tmpl w:val="488213FA"/>
-    <w:lvl w:ilvl="0">
-      <w:start w:val="1"/>
-      <w:numFmt w:val="bullet"/>
-      <w:lvlText w:val="●"/>
-      <w:lvlJc w:val="left"/>
-      <w:pPr>
-        <w:ind w:left="720" w:hanging="360"/>
-      </w:pPr>
-      <w:rPr>
-        <w:u w:val="none"/>
-      </w:rPr>
-    </w:lvl>
-    <w:lvl w:ilvl="1">
-      <w:start w:val="1"/>
-      <w:numFmt w:val="bullet"/>
-      <w:lvlText w:val="○"/>
-      <w:lvlJc w:val="left"/>
-      <w:pPr>
-        <w:ind w:left="1440" w:hanging="360"/>
-      </w:pPr>
-      <w:rPr>
-        <w:u w:val="none"/>
-      </w:rPr>
-    </w:lvl>
-    <w:lvl w:ilvl="2">
-      <w:start w:val="1"/>
-      <w:numFmt w:val="bullet"/>
-      <w:lvlText w:val="■"/>
-      <w:lvlJc w:val="left"/>
-      <w:pPr>
-        <w:ind w:left="2160" w:hanging="360"/>
-      </w:pPr>
-      <w:rPr>
-        <w:u w:val="none"/>
-      </w:rPr>
-    </w:lvl>
-    <w:lvl w:ilvl="3">
-      <w:start w:val="1"/>
-      <w:numFmt w:val="bullet"/>
-      <w:lvlText w:val="●"/>
-      <w:lvlJc w:val="left"/>
-      <w:pPr>
-        <w:ind w:left="2880" w:hanging="360"/>
-      </w:pPr>
-      <w:rPr>
-        <w:u w:val="none"/>
-      </w:rPr>
-    </w:lvl>
-    <w:lvl w:ilvl="4">
-      <w:start w:val="1"/>
-      <w:numFmt w:val="bullet"/>
-      <w:lvlText w:val="○"/>
-      <w:lvlJc w:val="left"/>
-      <w:pPr>
-        <w:ind w:left="3600" w:hanging="360"/>
-      </w:pPr>
-      <w:rPr>
-        <w:u w:val="none"/>
-      </w:rPr>
-    </w:lvl>
-    <w:lvl w:ilvl="5">
-      <w:start w:val="1"/>
-      <w:numFmt w:val="bullet"/>
-      <w:lvlText w:val="■"/>
-      <w:lvlJc w:val="left"/>
-      <w:pPr>
-        <w:ind w:left="4320" w:hanging="360"/>
-      </w:pPr>
-      <w:rPr>
-        <w:u w:val="none"/>
-      </w:rPr>
-    </w:lvl>
-    <w:lvl w:ilvl="6">
-      <w:start w:val="1"/>
-      <w:numFmt w:val="bullet"/>
-      <w:lvlText w:val="●"/>
-      <w:lvlJc w:val="left"/>
-      <w:pPr>
-        <w:ind w:left="5040" w:hanging="360"/>
-      </w:pPr>
-      <w:rPr>
-        <w:u w:val="none"/>
-      </w:rPr>
-    </w:lvl>
-    <w:lvl w:ilvl="7">
-      <w:start w:val="1"/>
-      <w:numFmt w:val="bullet"/>
-      <w:lvlText w:val="○"/>
-      <w:lvlJc w:val="left"/>
-      <w:pPr>
-        <w:ind w:left="5760" w:hanging="360"/>
-      </w:pPr>
-      <w:rPr>
-        <w:u w:val="none"/>
-      </w:rPr>
-    </w:lvl>
-    <w:lvl w:ilvl="8">
-      <w:start w:val="1"/>
-      <w:numFmt w:val="bullet"/>
-      <w:lvlText w:val="■"/>
-      <w:lvlJc w:val="left"/>
-      <w:pPr>
-        <w:ind w:left="6480" w:hanging="360"/>
-      </w:pPr>
-      <w:rPr>
-        <w:u w:val="none"/>
-      </w:rPr>
-    </w:lvl>
-  </w:abstractNum>
-  <w:num w:numId="1" w16cid:durableId="384649052">
+  <w:num w:numId="1" w16cid:durableId="194975184">
+    <w:abstractNumId w:val="2"/>
+  </w:num>
+  <w:num w:numId="2" w16cid:durableId="337081147">
+    <w:abstractNumId w:val="1"/>
+  </w:num>
+  <w:num w:numId="3" w16cid:durableId="944192458">
+    <w:abstractNumId w:val="4"/>
+  </w:num>
+  <w:num w:numId="4" w16cid:durableId="762721475">
+    <w:abstractNumId w:val="0"/>
+  </w:num>
+  <w:num w:numId="5" w16cid:durableId="719986607">
     <w:abstractNumId w:val="3"/>
   </w:num>
-  <w:num w:numId="2" w16cid:durableId="2074892368">
-    <w:abstractNumId w:val="4"/>
-  </w:num>
-  <w:num w:numId="3" w16cid:durableId="2095779654">
-    <w:abstractNumId w:val="2"/>
-  </w:num>
-  <w:num w:numId="4" w16cid:durableId="1353340562">
-    <w:abstractNumId w:val="0"/>
-  </w:num>
-  <w:num w:numId="5" w16cid:durableId="935749416">
+  <w:num w:numId="6" w16cid:durableId="702290811">
     <w:abstractNumId w:val="5"/>
-  </w:num>
-  <w:num w:numId="6" w16cid:durableId="1242106104">
-    <w:abstractNumId w:val="1"/>
   </w:num>
 </w:numbering>
 </file>
